--- a/BIEN BAN XAC MINH XOA KHAU.docx
+++ b/BIEN BAN XAC MINH XOA KHAU.docx
@@ -1,6 +1,6 @@
 
 <file path=word/document.xml><?xml version="1.0" encoding="utf-8"?>
-<w:document xmlns:wpc="http://schemas.microsoft.com/office/word/2010/wordprocessingCanvas" xmlns:cx="http://schemas.microsoft.com/office/drawing/2014/chartex" xmlns:cx1="http://schemas.microsoft.com/office/drawing/2015/9/8/chartex" xmlns:cx2="http://schemas.microsoft.com/office/drawing/2015/10/21/chartex" xmlns:cx3="http://schemas.microsoft.com/office/drawing/2016/5/9/chartex" xmlns:cx4="http://schemas.microsoft.com/office/drawing/2016/5/10/chartex" xmlns:cx5="http://schemas.microsoft.com/office/drawing/2016/5/11/chartex" xmlns:cx6="http://schemas.microsoft.com/office/drawing/2016/5/12/chartex" xmlns:cx7="http://schemas.microsoft.com/office/drawing/2016/5/13/chartex" xmlns:cx8="http://schemas.microsoft.com/office/drawing/2016/5/14/chartex" xmlns:mc="http://schemas.openxmlformats.org/markup-compatibility/2006" xmlns:aink="http://schemas.microsoft.com/office/drawing/2016/ink" xmlns:am3d="http://schemas.microsoft.com/office/drawing/2017/model3d" xmlns:o="urn:schemas-microsoft-com:office:office" xmlns:oel="http://schemas.microsoft.com/office/2019/extlst" xmlns:r="http://schemas.openxmlformats.org/officeDocument/2006/relationships" xmlns:m="http://schemas.openxmlformats.org/officeDocument/2006/math" xmlns:v="urn:schemas-microsoft-com:vml" xmlns:wp14="http://schemas.microsoft.com/office/word/2010/wordprocessingDrawing" xmlns:wp="http://schemas.openxmlformats.org/drawingml/2006/wordprocessingDrawing" xmlns:w10="urn:schemas-microsoft-com:office:word" xmlns:w="http://schemas.openxmlformats.org/wordprocessingml/2006/main" xmlns:w14="http://schemas.microsoft.com/office/word/2010/wordml" xmlns:w15="http://schemas.microsoft.com/office/word/2012/wordml" xmlns:w16cex="http://schemas.microsoft.com/office/word/2018/wordml/cex" xmlns:w16cid="http://schemas.microsoft.com/office/word/2016/wordml/cid" xmlns:w16="http://schemas.microsoft.com/office/word/2018/wordml" xmlns:w16du="http://schemas.microsoft.com/office/word/2023/wordml/word16du" xmlns:w16sdtdh="http://schemas.microsoft.com/office/word/2020/wordml/sdtdatahash" xmlns:w16sdtfl="http://schemas.microsoft.com/office/word/2024/wordml/sdtformatlock" xmlns:w16se="http://schemas.microsoft.com/office/word/2015/wordml/symex" xmlns:wpg="http://schemas.microsoft.com/office/word/2010/wordprocessingGroup" xmlns:wpi="http://schemas.microsoft.com/office/word/2010/wordprocessingInk" xmlns:wne="http://schemas.microsoft.com/office/word/2006/wordml" xmlns:wps="http://schemas.microsoft.com/office/word/2010/wordprocessingShape" mc:Ignorable="w14 w15 w16se w16cid w16 w16cex w16sdtdh w16sdtfl w16du wp14">
+<w:document xmlns:wpc="http://schemas.microsoft.com/office/word/2010/wordprocessingCanvas" xmlns:cx="http://schemas.microsoft.com/office/drawing/2014/chartex" xmlns:cx1="http://schemas.microsoft.com/office/drawing/2015/9/8/chartex" xmlns:cx2="http://schemas.microsoft.com/office/drawing/2015/10/21/chartex" xmlns:cx3="http://schemas.microsoft.com/office/drawing/2016/5/9/chartex" xmlns:cx4="http://schemas.microsoft.com/office/drawing/2016/5/10/chartex" xmlns:cx5="http://schemas.microsoft.com/office/drawing/2016/5/11/chartex" xmlns:cx6="http://schemas.microsoft.com/office/drawing/2016/5/12/chartex" xmlns:cx7="http://schemas.microsoft.com/office/drawing/2016/5/13/chartex" xmlns:cx8="http://schemas.microsoft.com/office/drawing/2016/5/14/chartex" xmlns:mc="http://schemas.openxmlformats.org/markup-compatibility/2006" xmlns:aink="http://schemas.microsoft.com/office/drawing/2016/ink" xmlns:am3d="http://schemas.microsoft.com/office/drawing/2017/model3d" xmlns:o="urn:schemas-microsoft-com:office:office" xmlns:r="http://schemas.openxmlformats.org/officeDocument/2006/relationships" xmlns:m="http://schemas.openxmlformats.org/officeDocument/2006/math" xmlns:v="urn:schemas-microsoft-com:vml" xmlns:wp14="http://schemas.microsoft.com/office/word/2010/wordprocessingDrawing" xmlns:wp="http://schemas.openxmlformats.org/drawingml/2006/wordprocessingDrawing" xmlns:w10="urn:schemas-microsoft-com:office:word" xmlns:w="http://schemas.openxmlformats.org/wordprocessingml/2006/main" xmlns:w14="http://schemas.microsoft.com/office/word/2010/wordml" xmlns:w15="http://schemas.microsoft.com/office/word/2012/wordml" xmlns:w16cid="http://schemas.microsoft.com/office/word/2016/wordml/cid" xmlns:w16se="http://schemas.microsoft.com/office/word/2015/wordml/symex" xmlns:wpg="http://schemas.microsoft.com/office/word/2010/wordprocessingGroup" xmlns:wpi="http://schemas.microsoft.com/office/word/2010/wordprocessingInk" xmlns:wne="http://schemas.microsoft.com/office/word/2006/wordml" xmlns:wps="http://schemas.microsoft.com/office/word/2010/wordprocessingShape" mc:Ignorable="w14 w15 w16se w16cid wp14">
   <w:body>
     <w:tbl>
       <w:tblPr>
@@ -43,6 +43,31 @@
                 <w:szCs w:val="14"/>
               </w:rPr>
             </w:pPr>
+            <w:bookmarkStart w:id="0" w:name="_GoBack"/>
+            <w:proofErr w:type="gramStart"/>
+            <w:r>
+              <w:rPr>
+                <w:sz w:val="24"/>
+                <w:lang w:eastAsia="en-US"/>
+              </w:rPr>
+              <w:t xml:space="preserve">{{ </w:t>
+            </w:r>
+            <w:r>
+              <w:rPr>
+                <w:sz w:val="24"/>
+                <w:lang w:eastAsia="en-US"/>
+              </w:rPr>
+              <w:t>SOHOK</w:t>
+            </w:r>
+            <w:proofErr w:type="gramEnd"/>
+            <w:r>
+              <w:rPr>
+                <w:sz w:val="24"/>
+                <w:lang w:eastAsia="en-US"/>
+              </w:rPr>
+              <w:t>}}</w:t>
+            </w:r>
+            <w:bookmarkEnd w:id="0"/>
           </w:p>
         </w:tc>
       </w:tr>
@@ -213,7 +238,7 @@
                     </wp:anchor>
                   </w:drawing>
                 </mc:Choice>
-                <mc:Fallback>
+                <mc:Fallback xmlns:w16sdtfl="http://schemas.microsoft.com/office/word/2024/wordml/sdtformatlock" xmlns:w16sdtdh="http://schemas.microsoft.com/office/word/2020/wordml/sdtdatahash" xmlns:w16du="http://schemas.microsoft.com/office/word/2023/wordml/word16du" xmlns:w16="http://schemas.microsoft.com/office/word/2018/wordml" xmlns:w16cex="http://schemas.microsoft.com/office/word/2018/wordml/cex" xmlns:oel="http://schemas.microsoft.com/office/2019/extlst">
                   <w:pict>
                     <v:shapetype w14:anchorId="7FE83CD6" id="_x0000_t32" coordsize="21600,21600" o:spt="32" o:oned="t" path="m,l21600,21600e" filled="f">
                       <v:path arrowok="t" fillok="f" o:connecttype="none"/>
@@ -279,6 +304,7 @@
                 <w:iCs w:val="0"/>
               </w:rPr>
             </w:pPr>
+            <w:proofErr w:type="spellStart"/>
             <w:r>
               <w:rPr>
                 <w:rStyle w:val="Emphasis"/>
@@ -287,8 +313,97 @@
                 <w:i w:val="0"/>
                 <w:iCs w:val="0"/>
               </w:rPr>
-              <w:t>Độc lập - Tự do - Hạnh phúc</w:t>
+              <w:t>Độc</w:t>
             </w:r>
+            <w:proofErr w:type="spellEnd"/>
+            <w:r>
+              <w:rPr>
+                <w:rStyle w:val="Emphasis"/>
+                <w:b/>
+                <w:bCs/>
+                <w:i w:val="0"/>
+                <w:iCs w:val="0"/>
+              </w:rPr>
+              <w:t xml:space="preserve"> </w:t>
+            </w:r>
+            <w:proofErr w:type="spellStart"/>
+            <w:r>
+              <w:rPr>
+                <w:rStyle w:val="Emphasis"/>
+                <w:b/>
+                <w:bCs/>
+                <w:i w:val="0"/>
+                <w:iCs w:val="0"/>
+              </w:rPr>
+              <w:t>lập</w:t>
+            </w:r>
+            <w:proofErr w:type="spellEnd"/>
+            <w:r>
+              <w:rPr>
+                <w:rStyle w:val="Emphasis"/>
+                <w:b/>
+                <w:bCs/>
+                <w:i w:val="0"/>
+                <w:iCs w:val="0"/>
+              </w:rPr>
+              <w:t xml:space="preserve"> - </w:t>
+            </w:r>
+            <w:proofErr w:type="spellStart"/>
+            <w:r>
+              <w:rPr>
+                <w:rStyle w:val="Emphasis"/>
+                <w:b/>
+                <w:bCs/>
+                <w:i w:val="0"/>
+                <w:iCs w:val="0"/>
+              </w:rPr>
+              <w:t>Tự</w:t>
+            </w:r>
+            <w:proofErr w:type="spellEnd"/>
+            <w:r>
+              <w:rPr>
+                <w:rStyle w:val="Emphasis"/>
+                <w:b/>
+                <w:bCs/>
+                <w:i w:val="0"/>
+                <w:iCs w:val="0"/>
+              </w:rPr>
+              <w:t xml:space="preserve"> do - </w:t>
+            </w:r>
+            <w:proofErr w:type="spellStart"/>
+            <w:r>
+              <w:rPr>
+                <w:rStyle w:val="Emphasis"/>
+                <w:b/>
+                <w:bCs/>
+                <w:i w:val="0"/>
+                <w:iCs w:val="0"/>
+              </w:rPr>
+              <w:t>Hạnh</w:t>
+            </w:r>
+            <w:proofErr w:type="spellEnd"/>
+            <w:r>
+              <w:rPr>
+                <w:rStyle w:val="Emphasis"/>
+                <w:b/>
+                <w:bCs/>
+                <w:i w:val="0"/>
+                <w:iCs w:val="0"/>
+              </w:rPr>
+              <w:t xml:space="preserve"> </w:t>
+            </w:r>
+            <w:proofErr w:type="spellStart"/>
+            <w:r>
+              <w:rPr>
+                <w:rStyle w:val="Emphasis"/>
+                <w:b/>
+                <w:bCs/>
+                <w:i w:val="0"/>
+                <w:iCs w:val="0"/>
+              </w:rPr>
+              <w:t>phúc</w:t>
+            </w:r>
+            <w:proofErr w:type="spellEnd"/>
           </w:p>
           <w:p>
             <w:pPr>
@@ -365,7 +480,7 @@
                     </wp:anchor>
                   </w:drawing>
                 </mc:Choice>
-                <mc:Fallback>
+                <mc:Fallback xmlns:w16sdtfl="http://schemas.microsoft.com/office/word/2024/wordml/sdtformatlock" xmlns:w16sdtdh="http://schemas.microsoft.com/office/word/2020/wordml/sdtdatahash" xmlns:w16du="http://schemas.microsoft.com/office/word/2023/wordml/word16du" xmlns:w16="http://schemas.microsoft.com/office/word/2018/wordml" xmlns:w16cex="http://schemas.microsoft.com/office/word/2018/wordml/cex" xmlns:oel="http://schemas.microsoft.com/office/2019/extlst">
                   <w:pict>
                     <v:shape w14:anchorId="7A2F9D69" id="AutoShape 7" o:spid="_x0000_s1026" type="#_x0000_t32" style="position:absolute;margin-left:65pt;margin-top:2.5pt;width:172.2pt;height:0;z-index:251657216;visibility:visible;mso-wrap-style:square;mso-width-percent:0;mso-height-percent:0;mso-wrap-distance-left:9pt;mso-wrap-distance-top:0;mso-wrap-distance-right:9pt;mso-wrap-distance-bottom:0;mso-position-horizontal:absolute;mso-position-horizontal-relative:text;mso-position-vertical:absolute;mso-position-vertical-relative:text;mso-width-percent:0;mso-height-percent:0;mso-width-relative:page;mso-height-relative:page" o:gfxdata="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"/>
                   </w:pict>
@@ -1057,21 +1172,133 @@
         <w:rPr>
           <w:lang w:eastAsia="en-US"/>
         </w:rPr>
-        <w:t xml:space="preserve">- Họ và tên </w:t>
-      </w:r>
+        <w:t xml:space="preserve">- </w:t>
+      </w:r>
+      <w:proofErr w:type="spellStart"/>
+      <w:r>
+        <w:rPr>
+          <w:lang w:eastAsia="en-US"/>
+        </w:rPr>
+        <w:t>Họ</w:t>
+      </w:r>
+      <w:proofErr w:type="spellEnd"/>
+      <w:r>
+        <w:rPr>
+          <w:lang w:eastAsia="en-US"/>
+        </w:rPr>
+        <w:t xml:space="preserve"> </w:t>
+      </w:r>
+      <w:proofErr w:type="spellStart"/>
+      <w:r>
+        <w:rPr>
+          <w:lang w:eastAsia="en-US"/>
+        </w:rPr>
+        <w:t>và</w:t>
+      </w:r>
+      <w:proofErr w:type="spellEnd"/>
+      <w:r>
+        <w:rPr>
+          <w:lang w:eastAsia="en-US"/>
+        </w:rPr>
+        <w:t xml:space="preserve"> </w:t>
+      </w:r>
+      <w:proofErr w:type="spellStart"/>
+      <w:r>
+        <w:rPr>
+          <w:lang w:eastAsia="en-US"/>
+        </w:rPr>
+        <w:t>tên</w:t>
+      </w:r>
+      <w:proofErr w:type="spellEnd"/>
+      <w:r>
+        <w:rPr>
+          <w:lang w:eastAsia="en-US"/>
+        </w:rPr>
+        <w:t xml:space="preserve"> </w:t>
+      </w:r>
+      <w:proofErr w:type="gramStart"/>
       <w:r>
         <w:rPr>
           <w:b/>
           <w:bCs/>
           <w:lang w:eastAsia="en-US"/>
         </w:rPr>
-        <w:t>{{ p.HOTEN }}</w:t>
-      </w:r>
-      <w:r>
-        <w:rPr>
-          <w:lang w:eastAsia="en-US"/>
-        </w:rPr>
-        <w:t>, sinh ngày {{ p.NAMSINH }}</w:t>
+        <w:t xml:space="preserve">{{ </w:t>
+      </w:r>
+      <w:proofErr w:type="spellStart"/>
+      <w:r>
+        <w:rPr>
+          <w:b/>
+          <w:bCs/>
+          <w:lang w:eastAsia="en-US"/>
+        </w:rPr>
+        <w:t>p</w:t>
+      </w:r>
+      <w:proofErr w:type="gramEnd"/>
+      <w:r>
+        <w:rPr>
+          <w:b/>
+          <w:bCs/>
+          <w:lang w:eastAsia="en-US"/>
+        </w:rPr>
+        <w:t>.HOTEN</w:t>
+      </w:r>
+      <w:proofErr w:type="spellEnd"/>
+      <w:r>
+        <w:rPr>
+          <w:b/>
+          <w:bCs/>
+          <w:lang w:eastAsia="en-US"/>
+        </w:rPr>
+        <w:t xml:space="preserve"> }}</w:t>
+      </w:r>
+      <w:r>
+        <w:rPr>
+          <w:lang w:eastAsia="en-US"/>
+        </w:rPr>
+        <w:t xml:space="preserve">, </w:t>
+      </w:r>
+      <w:proofErr w:type="spellStart"/>
+      <w:r>
+        <w:rPr>
+          <w:lang w:eastAsia="en-US"/>
+        </w:rPr>
+        <w:t>sinh</w:t>
+      </w:r>
+      <w:proofErr w:type="spellEnd"/>
+      <w:r>
+        <w:rPr>
+          <w:lang w:eastAsia="en-US"/>
+        </w:rPr>
+        <w:t xml:space="preserve"> </w:t>
+      </w:r>
+      <w:proofErr w:type="spellStart"/>
+      <w:r>
+        <w:rPr>
+          <w:lang w:eastAsia="en-US"/>
+        </w:rPr>
+        <w:t>ngày</w:t>
+      </w:r>
+      <w:proofErr w:type="spellEnd"/>
+      <w:r>
+        <w:rPr>
+          <w:lang w:eastAsia="en-US"/>
+        </w:rPr>
+        <w:t xml:space="preserve"> {{ </w:t>
+      </w:r>
+      <w:proofErr w:type="spellStart"/>
+      <w:r>
+        <w:rPr>
+          <w:lang w:eastAsia="en-US"/>
+        </w:rPr>
+        <w:t>p.NAMSINH</w:t>
+      </w:r>
+      <w:proofErr w:type="spellEnd"/>
+      <w:r>
+        <w:rPr>
+          <w:lang w:eastAsia="en-US"/>
+        </w:rPr>
+        <w:t xml:space="preserve"> }}</w:t>
       </w:r>
     </w:p>
     <w:p>
@@ -1091,6 +1318,7 @@
           <w:lang w:eastAsia="en-US"/>
         </w:rPr>
       </w:pPr>
+      <w:proofErr w:type="spellStart"/>
       <w:r>
         <w:rPr>
           <w:lang w:eastAsia="en-US"/>
@@ -1101,7 +1329,42 @@
         <w:rPr>
           <w:lang w:eastAsia="en-US"/>
         </w:rPr>
-        <w:t>ố ĐDCN: {{ p.CCCD }}</w:t>
+        <w:t>ố</w:t>
+      </w:r>
+      <w:proofErr w:type="spellEnd"/>
+      <w:r>
+        <w:rPr>
+          <w:lang w:eastAsia="en-US"/>
+        </w:rPr>
+        <w:t xml:space="preserve"> ĐDCN: </w:t>
+      </w:r>
+      <w:proofErr w:type="gramStart"/>
+      <w:r>
+        <w:rPr>
+          <w:lang w:eastAsia="en-US"/>
+        </w:rPr>
+        <w:t xml:space="preserve">{{ </w:t>
+      </w:r>
+      <w:proofErr w:type="spellStart"/>
+      <w:r>
+        <w:rPr>
+          <w:lang w:eastAsia="en-US"/>
+        </w:rPr>
+        <w:t>p</w:t>
+      </w:r>
+      <w:proofErr w:type="gramEnd"/>
+      <w:r>
+        <w:rPr>
+          <w:lang w:eastAsia="en-US"/>
+        </w:rPr>
+        <w:t>.CCCD</w:t>
+      </w:r>
+      <w:proofErr w:type="spellEnd"/>
+      <w:r>
+        <w:rPr>
+          <w:lang w:eastAsia="en-US"/>
+        </w:rPr>
+        <w:t xml:space="preserve"> }}</w:t>
       </w:r>
       <w:r>
         <w:rPr>
@@ -1119,19 +1382,68 @@
         <w:rPr>
           <w:lang w:eastAsia="en-US"/>
         </w:rPr>
-        <w:t>QH với chủ hộ:</w:t>
-      </w:r>
-      <w:r>
-        <w:rPr>
-          <w:lang w:eastAsia="en-US"/>
-        </w:rPr>
-        <w:t xml:space="preserve"> </w:t>
-      </w:r>
-      <w:r>
-        <w:rPr>
-          <w:lang w:eastAsia="en-US"/>
-        </w:rPr>
-        <w:t>{{ p.</w:t>
+        <w:t xml:space="preserve">QH </w:t>
+      </w:r>
+      <w:proofErr w:type="spellStart"/>
+      <w:r>
+        <w:rPr>
+          <w:lang w:eastAsia="en-US"/>
+        </w:rPr>
+        <w:t>với</w:t>
+      </w:r>
+      <w:proofErr w:type="spellEnd"/>
+      <w:r>
+        <w:rPr>
+          <w:lang w:eastAsia="en-US"/>
+        </w:rPr>
+        <w:t xml:space="preserve"> </w:t>
+      </w:r>
+      <w:proofErr w:type="spellStart"/>
+      <w:r>
+        <w:rPr>
+          <w:lang w:eastAsia="en-US"/>
+        </w:rPr>
+        <w:t>chủ</w:t>
+      </w:r>
+      <w:proofErr w:type="spellEnd"/>
+      <w:r>
+        <w:rPr>
+          <w:lang w:eastAsia="en-US"/>
+        </w:rPr>
+        <w:t xml:space="preserve"> </w:t>
+      </w:r>
+      <w:proofErr w:type="spellStart"/>
+      <w:r>
+        <w:rPr>
+          <w:lang w:eastAsia="en-US"/>
+        </w:rPr>
+        <w:t>hộ</w:t>
+      </w:r>
+      <w:proofErr w:type="spellEnd"/>
+      <w:r>
+        <w:rPr>
+          <w:lang w:eastAsia="en-US"/>
+        </w:rPr>
+        <w:t>:</w:t>
+      </w:r>
+      <w:r>
+        <w:rPr>
+          <w:lang w:eastAsia="en-US"/>
+        </w:rPr>
+        <w:t xml:space="preserve"> </w:t>
+      </w:r>
+      <w:r>
+        <w:rPr>
+          <w:lang w:eastAsia="en-US"/>
+        </w:rPr>
+        <w:t xml:space="preserve">{{ </w:t>
+      </w:r>
+      <w:proofErr w:type="spellStart"/>
+      <w:r>
+        <w:rPr>
+          <w:lang w:eastAsia="en-US"/>
+        </w:rPr>
+        <w:t>p.</w:t>
       </w:r>
       <w:r>
         <w:rPr>
@@ -1139,6 +1451,7 @@
         </w:rPr>
         <w:t>QUANHE</w:t>
       </w:r>
+      <w:proofErr w:type="spellEnd"/>
       <w:r>
         <w:rPr>
           <w:lang w:eastAsia="en-US"/>
@@ -1155,7 +1468,21 @@
         <w:rPr>
           <w:lang w:eastAsia="en-US"/>
         </w:rPr>
-        <w:t>{% endfor %}</w:t>
+        <w:t xml:space="preserve">{% </w:t>
+      </w:r>
+      <w:proofErr w:type="spellStart"/>
+      <w:r>
+        <w:rPr>
+          <w:lang w:eastAsia="en-US"/>
+        </w:rPr>
+        <w:t>endfor</w:t>
+      </w:r>
+      <w:proofErr w:type="spellEnd"/>
+      <w:r>
+        <w:rPr>
+          <w:lang w:eastAsia="en-US"/>
+        </w:rPr>
+        <w:t xml:space="preserve"> %}</w:t>
       </w:r>
       <w:r>
         <w:rPr>
@@ -1181,6 +1508,7 @@
           <w:lang w:eastAsia="en-US"/>
         </w:rPr>
       </w:pPr>
+      <w:proofErr w:type="spellStart"/>
       <w:r>
         <w:rPr>
           <w:lang w:eastAsia="en-US"/>
@@ -1191,8 +1519,184 @@
         <w:rPr>
           <w:lang w:eastAsia="en-US"/>
         </w:rPr>
-        <w:t xml:space="preserve">iện không thực tế cư trú tại nơi đăng ký thường trú tại: </w:t>
-      </w:r>
+        <w:t>iện</w:t>
+      </w:r>
+      <w:proofErr w:type="spellEnd"/>
+      <w:r>
+        <w:rPr>
+          <w:lang w:eastAsia="en-US"/>
+        </w:rPr>
+        <w:t xml:space="preserve"> </w:t>
+      </w:r>
+      <w:proofErr w:type="spellStart"/>
+      <w:r>
+        <w:rPr>
+          <w:lang w:eastAsia="en-US"/>
+        </w:rPr>
+        <w:t>không</w:t>
+      </w:r>
+      <w:proofErr w:type="spellEnd"/>
+      <w:r>
+        <w:rPr>
+          <w:lang w:eastAsia="en-US"/>
+        </w:rPr>
+        <w:t xml:space="preserve"> </w:t>
+      </w:r>
+      <w:proofErr w:type="spellStart"/>
+      <w:r>
+        <w:rPr>
+          <w:lang w:eastAsia="en-US"/>
+        </w:rPr>
+        <w:t>thực</w:t>
+      </w:r>
+      <w:proofErr w:type="spellEnd"/>
+      <w:r>
+        <w:rPr>
+          <w:lang w:eastAsia="en-US"/>
+        </w:rPr>
+        <w:t xml:space="preserve"> </w:t>
+      </w:r>
+      <w:proofErr w:type="spellStart"/>
+      <w:r>
+        <w:rPr>
+          <w:lang w:eastAsia="en-US"/>
+        </w:rPr>
+        <w:t>tế</w:t>
+      </w:r>
+      <w:proofErr w:type="spellEnd"/>
+      <w:r>
+        <w:rPr>
+          <w:lang w:eastAsia="en-US"/>
+        </w:rPr>
+        <w:t xml:space="preserve"> </w:t>
+      </w:r>
+      <w:proofErr w:type="spellStart"/>
+      <w:r>
+        <w:rPr>
+          <w:lang w:eastAsia="en-US"/>
+        </w:rPr>
+        <w:t>cư</w:t>
+      </w:r>
+      <w:proofErr w:type="spellEnd"/>
+      <w:r>
+        <w:rPr>
+          <w:lang w:eastAsia="en-US"/>
+        </w:rPr>
+        <w:t xml:space="preserve"> </w:t>
+      </w:r>
+      <w:proofErr w:type="spellStart"/>
+      <w:r>
+        <w:rPr>
+          <w:lang w:eastAsia="en-US"/>
+        </w:rPr>
+        <w:t>trú</w:t>
+      </w:r>
+      <w:proofErr w:type="spellEnd"/>
+      <w:r>
+        <w:rPr>
+          <w:lang w:eastAsia="en-US"/>
+        </w:rPr>
+        <w:t xml:space="preserve"> </w:t>
+      </w:r>
+      <w:proofErr w:type="spellStart"/>
+      <w:r>
+        <w:rPr>
+          <w:lang w:eastAsia="en-US"/>
+        </w:rPr>
+        <w:t>tại</w:t>
+      </w:r>
+      <w:proofErr w:type="spellEnd"/>
+      <w:r>
+        <w:rPr>
+          <w:lang w:eastAsia="en-US"/>
+        </w:rPr>
+        <w:t xml:space="preserve"> </w:t>
+      </w:r>
+      <w:proofErr w:type="spellStart"/>
+      <w:r>
+        <w:rPr>
+          <w:lang w:eastAsia="en-US"/>
+        </w:rPr>
+        <w:t>nơi</w:t>
+      </w:r>
+      <w:proofErr w:type="spellEnd"/>
+      <w:r>
+        <w:rPr>
+          <w:lang w:eastAsia="en-US"/>
+        </w:rPr>
+        <w:t xml:space="preserve"> </w:t>
+      </w:r>
+      <w:proofErr w:type="spellStart"/>
+      <w:r>
+        <w:rPr>
+          <w:lang w:eastAsia="en-US"/>
+        </w:rPr>
+        <w:t>đăng</w:t>
+      </w:r>
+      <w:proofErr w:type="spellEnd"/>
+      <w:r>
+        <w:rPr>
+          <w:lang w:eastAsia="en-US"/>
+        </w:rPr>
+        <w:t xml:space="preserve"> </w:t>
+      </w:r>
+      <w:proofErr w:type="spellStart"/>
+      <w:r>
+        <w:rPr>
+          <w:lang w:eastAsia="en-US"/>
+        </w:rPr>
+        <w:t>ký</w:t>
+      </w:r>
+      <w:proofErr w:type="spellEnd"/>
+      <w:r>
+        <w:rPr>
+          <w:lang w:eastAsia="en-US"/>
+        </w:rPr>
+        <w:t xml:space="preserve"> </w:t>
+      </w:r>
+      <w:proofErr w:type="spellStart"/>
+      <w:r>
+        <w:rPr>
+          <w:lang w:eastAsia="en-US"/>
+        </w:rPr>
+        <w:t>thường</w:t>
+      </w:r>
+      <w:proofErr w:type="spellEnd"/>
+      <w:r>
+        <w:rPr>
+          <w:lang w:eastAsia="en-US"/>
+        </w:rPr>
+        <w:t xml:space="preserve"> </w:t>
+      </w:r>
+      <w:proofErr w:type="spellStart"/>
+      <w:r>
+        <w:rPr>
+          <w:lang w:eastAsia="en-US"/>
+        </w:rPr>
+        <w:t>trú</w:t>
+      </w:r>
+      <w:proofErr w:type="spellEnd"/>
+      <w:r>
+        <w:rPr>
+          <w:lang w:eastAsia="en-US"/>
+        </w:rPr>
+        <w:t xml:space="preserve"> </w:t>
+      </w:r>
+      <w:proofErr w:type="spellStart"/>
+      <w:r>
+        <w:rPr>
+          <w:lang w:eastAsia="en-US"/>
+        </w:rPr>
+        <w:t>tại</w:t>
+      </w:r>
+      <w:proofErr w:type="spellEnd"/>
+      <w:r>
+        <w:rPr>
+          <w:lang w:eastAsia="en-US"/>
+        </w:rPr>
+        <w:t xml:space="preserve">: </w:t>
+      </w:r>
+      <w:proofErr w:type="gramStart"/>
       <w:r>
         <w:rPr>
           <w:lang w:eastAsia="en-US"/>
@@ -1205,6 +1709,7 @@
         </w:rPr>
         <w:t>NOITHTRU</w:t>
       </w:r>
+      <w:proofErr w:type="gramEnd"/>
       <w:r>
         <w:rPr>
           <w:lang w:eastAsia="en-US"/>
@@ -1831,7 +2336,7 @@
     </w:p>
     <w:sectPr>
       <w:pgSz w:w="11907" w:h="16840" w:code="9"/>
-      <w:pgMar w:top="1134" w:right="851" w:bottom="1134" w:left="1134" w:header="0" w:footer="0" w:gutter="0"/>
+      <w:pgMar w:top="851" w:right="851" w:bottom="1134" w:left="1134" w:header="0" w:footer="0" w:gutter="0"/>
       <w:cols w:space="720"/>
       <w:titlePg/>
     </w:sectPr>
@@ -1840,7 +2345,7 @@
 </file>
 
 <file path=word/styles.xml><?xml version="1.0" encoding="utf-8"?>
-<w:styles xmlns:mc="http://schemas.openxmlformats.org/markup-compatibility/2006" xmlns:r="http://schemas.openxmlformats.org/officeDocument/2006/relationships" xmlns:w="http://schemas.openxmlformats.org/wordprocessingml/2006/main" xmlns:w14="http://schemas.microsoft.com/office/word/2010/wordml" xmlns:w15="http://schemas.microsoft.com/office/word/2012/wordml" xmlns:w16cex="http://schemas.microsoft.com/office/word/2018/wordml/cex" xmlns:w16cid="http://schemas.microsoft.com/office/word/2016/wordml/cid" xmlns:w16="http://schemas.microsoft.com/office/word/2018/wordml" xmlns:w16du="http://schemas.microsoft.com/office/word/2023/wordml/word16du" xmlns:w16sdtdh="http://schemas.microsoft.com/office/word/2020/wordml/sdtdatahash" xmlns:w16sdtfl="http://schemas.microsoft.com/office/word/2024/wordml/sdtformatlock" xmlns:w16se="http://schemas.microsoft.com/office/word/2015/wordml/symex" mc:Ignorable="w14 w15 w16se w16cid w16 w16cex w16sdtdh w16sdtfl w16du">
+<w:styles xmlns:mc="http://schemas.openxmlformats.org/markup-compatibility/2006" xmlns:r="http://schemas.openxmlformats.org/officeDocument/2006/relationships" xmlns:w="http://schemas.openxmlformats.org/wordprocessingml/2006/main" xmlns:w14="http://schemas.microsoft.com/office/word/2010/wordml" xmlns:w15="http://schemas.microsoft.com/office/word/2012/wordml" xmlns:w16cid="http://schemas.microsoft.com/office/word/2016/wordml/cid" xmlns:w16se="http://schemas.microsoft.com/office/word/2015/wordml/symex" mc:Ignorable="w14 w15 w16se w16cid">
   <w:docDefaults>
     <w:rPrDefault>
       <w:rPr>
@@ -1850,7 +2355,7 @@
     </w:rPrDefault>
     <w:pPrDefault/>
   </w:docDefaults>
-  <w:latentStyles w:defLockedState="0" w:defUIPriority="0" w:defSemiHidden="0" w:defUnhideWhenUsed="0" w:defQFormat="0" w:count="376">
+  <w:latentStyles w:defLockedState="0" w:defUIPriority="0" w:defSemiHidden="0" w:defUnhideWhenUsed="0" w:defQFormat="0" w:count="375">
     <w:lsdException w:name="Normal" w:qFormat="1"/>
     <w:lsdException w:name="heading 1" w:qFormat="1"/>
     <w:lsdException w:name="heading 2" w:semiHidden="1" w:unhideWhenUsed="1" w:qFormat="1"/>
@@ -2129,7 +2634,6 @@
     <w:lsdException w:name="Smart Hyperlink" w:semiHidden="1" w:uiPriority="99" w:unhideWhenUsed="1"/>
     <w:lsdException w:name="Hashtag" w:semiHidden="1" w:uiPriority="99" w:unhideWhenUsed="1"/>
     <w:lsdException w:name="Unresolved Mention" w:semiHidden="1" w:uiPriority="99" w:unhideWhenUsed="1"/>
-    <w:lsdException w:name="Smart Link" w:semiHidden="1" w:uiPriority="99" w:unhideWhenUsed="1"/>
   </w:latentStyles>
   <w:style w:type="paragraph" w:default="1" w:styleId="Normal">
     <w:name w:val="Normal"/>
